--- a/terraform/terraform details notes.docx
+++ b/terraform/terraform details notes.docx
@@ -25,6 +25,174 @@
     </w:p>
     <w:p>
       <w:pPr>
+        <w:rPr>
+          <w:lang w:val="pl-PL"/>
+        </w:rPr>
+      </w:pPr>
+      <w:r>
+        <w:rPr>
+          <w:lang w:val="pl-PL"/>
+        </w:rPr>
+        <w:t xml:space="preserve">When we are creating a VM using Terraform we can also execute a bash script on that VM right after creating it also using </w:t>
+      </w:r>
+      <w:r>
+        <w:rPr>
+          <w:lang w:val="pl-PL"/>
+        </w:rPr>
+        <w:t xml:space="preserve">this </w:t>
+      </w:r>
+      <w:r>
+        <w:rPr>
+          <w:lang w:val="pl-PL"/>
+        </w:rPr>
+        <w:t>Terraform</w:t>
+      </w:r>
+      <w:r>
+        <w:rPr>
+          <w:lang w:val="pl-PL"/>
+        </w:rPr>
+        <w:t xml:space="preserve"> resource</w:t>
+      </w:r>
+      <w:r>
+        <w:rPr>
+          <w:lang w:val="pl-PL"/>
+        </w:rPr>
+        <w:t>.</w:t>
+      </w:r>
+    </w:p>
+    <w:p>
+      <w:pPr>
+        <w:rPr>
+          <w:lang w:val="pl-PL"/>
+        </w:rPr>
+      </w:pPr>
+      <w:r>
+        <w:rPr>
+          <w:lang w:val="pl-PL"/>
+        </w:rPr>
+        <w:t xml:space="preserve">More info about how to run a bash script using the virtual machine extension here: </w:t>
+      </w:r>
+      <w:hyperlink r:id="rId4" w:history="1">
+        <w:r>
+          <w:rPr>
+            <w:rStyle w:val="Hyperlink"/>
+            <w:lang w:val="pl-PL"/>
+          </w:rPr>
+          <w:t>learn.microsoft.com</w:t>
+        </w:r>
+      </w:hyperlink>
+      <w:r>
+        <w:rPr>
+          <w:lang w:val="pl-PL"/>
+        </w:rPr>
+        <w:t>.</w:t>
+      </w:r>
+    </w:p>
+    <w:p>
+      <w:pPr>
+        <w:rPr>
+          <w:lang w:val="pl-PL"/>
+        </w:rPr>
+      </w:pPr>
+      <w:r>
+        <w:rPr>
+          <w:lang w:val="pl-PL"/>
+        </w:rPr>
+        <w:t xml:space="preserve">We can use the templatefile function in order to insert variables into a bash script and then run that script on a VM using the </w:t>
+      </w:r>
+      <w:r>
+        <w:rPr>
+          <w:lang w:val="pl-PL"/>
+        </w:rPr>
+        <w:t>azurerm_virtual_machine_extension</w:t>
+      </w:r>
+      <w:r>
+        <w:rPr>
+          <w:lang w:val="pl-PL"/>
+        </w:rPr>
+        <w:t xml:space="preserve"> resource:</w:t>
+      </w:r>
+    </w:p>
+    <w:p>
+      <w:pPr>
+        <w:rPr>
+          <w:lang w:val="pl-PL"/>
+        </w:rPr>
+      </w:pPr>
+      <w:r>
+        <w:rPr>
+          <w:noProof/>
+          <w:lang w:val="pl-PL"/>
+        </w:rPr>
+        <w:drawing>
+          <wp:inline distT="0" distB="0" distL="0" distR="0" wp14:anchorId="4534D423" wp14:editId="16BB283F">
+            <wp:extent cx="4059936" cy="2001340"/>
+            <wp:effectExtent l="0" t="0" r="0" b="0"/>
+            <wp:docPr id="323110050" name="Picture 1" descr="A screenshot of a computer program&#10;&#10;AI-generated content may be incorrect."/>
+            <wp:cNvGraphicFramePr>
+              <a:graphicFrameLocks xmlns:a="http://schemas.openxmlformats.org/drawingml/2006/main" noChangeAspect="1"/>
+            </wp:cNvGraphicFramePr>
+            <a:graphic xmlns:a="http://schemas.openxmlformats.org/drawingml/2006/main">
+              <a:graphicData uri="http://schemas.openxmlformats.org/drawingml/2006/picture">
+                <pic:pic xmlns:pic="http://schemas.openxmlformats.org/drawingml/2006/picture">
+                  <pic:nvPicPr>
+                    <pic:cNvPr id="323110050" name="Picture 1" descr="A screenshot of a computer program&#10;&#10;AI-generated content may be incorrect."/>
+                    <pic:cNvPicPr/>
+                  </pic:nvPicPr>
+                  <pic:blipFill>
+                    <a:blip r:embed="rId5"/>
+                    <a:stretch>
+                      <a:fillRect/>
+                    </a:stretch>
+                  </pic:blipFill>
+                  <pic:spPr>
+                    <a:xfrm>
+                      <a:off x="0" y="0"/>
+                      <a:ext cx="4068342" cy="2005484"/>
+                    </a:xfrm>
+                    <a:prstGeom prst="rect">
+                      <a:avLst/>
+                    </a:prstGeom>
+                  </pic:spPr>
+                </pic:pic>
+              </a:graphicData>
+            </a:graphic>
+          </wp:inline>
+        </w:drawing>
+      </w:r>
+    </w:p>
+    <w:p>
+      <w:pPr>
+        <w:pStyle w:val="Heading3"/>
+        <w:rPr>
+          <w:lang w:val="pl-PL"/>
+        </w:rPr>
+      </w:pPr>
+      <w:r>
+        <w:rPr>
+          <w:lang w:val="pl-PL"/>
+        </w:rPr>
+        <w:t>Debugging</w:t>
+      </w:r>
+    </w:p>
+    <w:p>
+      <w:r>
+        <w:t xml:space="preserve">Logs from executing a bash script on VM can be found on that VM in the /var/lib/waagent/custom-script/download/0 folder. There are the 'stdout' and 'stderr' files with logs. More info about that here: </w:t>
+      </w:r>
+      <w:hyperlink r:id="rId6" w:history="1">
+        <w:r>
+          <w:rPr>
+            <w:rStyle w:val="Hyperlink"/>
+          </w:rPr>
+          <w:t>learn.microsoft.com</w:t>
+        </w:r>
+      </w:hyperlink>
+      <w:r>
+        <w:t>.</w:t>
+      </w:r>
+    </w:p>
+    <w:p>
+      <w:pPr>
         <w:pStyle w:val="Heading1"/>
       </w:pPr>
       <w:r>
@@ -49,6 +217,7 @@
         <w:pStyle w:val="Heading1"/>
       </w:pPr>
       <w:r>
+        <w:lastRenderedPageBreak/>
         <w:t>Strings</w:t>
       </w:r>
     </w:p>
@@ -56,7 +225,7 @@
       <w:r>
         <w:t xml:space="preserve">When working with strings, for example in comments, files passed to the templatefile function, there are usefull functions for that decribed here: </w:t>
       </w:r>
-      <w:hyperlink r:id="rId4" w:anchor="strings-and-templates" w:history="1">
+      <w:hyperlink r:id="rId7" w:anchor="strings-and-templates" w:history="1">
         <w:r>
           <w:rPr>
             <w:rStyle w:val="Hyperlink"/>
@@ -529,7 +698,6 @@
     <w:next w:val="Normal"/>
     <w:link w:val="Heading3Char"/>
     <w:uiPriority w:val="9"/>
-    <w:semiHidden/>
     <w:unhideWhenUsed/>
     <w:qFormat/>
     <w:rsid w:val="00E5189B"/>
@@ -736,7 +904,6 @@
     <w:basedOn w:val="DefaultParagraphFont"/>
     <w:link w:val="Heading3"/>
     <w:uiPriority w:val="9"/>
-    <w:semiHidden/>
     <w:rsid w:val="00E5189B"/>
     <w:rPr>
       <w:rFonts w:eastAsiaTheme="majorEastAsia" w:cstheme="majorBidi"/>

--- a/terraform/terraform details notes.docx
+++ b/terraform/terraform details notes.docx
@@ -33,31 +33,7 @@
         <w:rPr>
           <w:lang w:val="pl-PL"/>
         </w:rPr>
-        <w:t xml:space="preserve">When we are creating a VM using Terraform we can also execute a bash script on that VM right after creating it also using </w:t>
-      </w:r>
-      <w:r>
-        <w:rPr>
-          <w:lang w:val="pl-PL"/>
-        </w:rPr>
-        <w:t xml:space="preserve">this </w:t>
-      </w:r>
-      <w:r>
-        <w:rPr>
-          <w:lang w:val="pl-PL"/>
-        </w:rPr>
-        <w:t>Terraform</w:t>
-      </w:r>
-      <w:r>
-        <w:rPr>
-          <w:lang w:val="pl-PL"/>
-        </w:rPr>
-        <w:t xml:space="preserve"> resource</w:t>
-      </w:r>
-      <w:r>
-        <w:rPr>
-          <w:lang w:val="pl-PL"/>
-        </w:rPr>
-        <w:t>.</w:t>
+        <w:t>When we are creating a VM using Terraform we can also execute a bash script on that VM right after creating it also using this Terraform resource.</w:t>
       </w:r>
     </w:p>
     <w:p>
@@ -218,7 +194,19 @@
       </w:pPr>
       <w:r>
         <w:lastRenderedPageBreak/>
-        <w:t>Strings</w:t>
+        <w:t>Working with s</w:t>
+      </w:r>
+      <w:r>
+        <w:t>trings</w:t>
+      </w:r>
+      <w:r>
+        <w:t xml:space="preserve"> (heredoc, escape sequences</w:t>
+      </w:r>
+      <w:r>
+        <w:t xml:space="preserve"> etc</w:t>
+      </w:r>
+      <w:r>
+        <w:t>)</w:t>
       </w:r>
     </w:p>
     <w:p>
